--- a/熊猫成仙，从青竹山开始/第一卷 龙蛇起陆/第039章 三丈以内谁进来打谁.docx
+++ b/熊猫成仙，从青竹山开始/第一卷 龙蛇起陆/第039章 三丈以内谁进来打谁.docx
@@ -244,6 +244,48 @@
           <w:szCs w:val="27"/>
         </w:rPr>
         <w:t xml:space="preserve">那人站了一会儿，走了。走出十几步，回头看了一眼半坡。</w:t>
+      </w:r>
+    </w:p>
+    <w:p>
+      <w:pPr>
+        <w:spacing w:line="468" w:lineRule="auto" w:after="149"/>
+        <w:ind w:firstLineChars="200" w:firstLine="540"/>
+      </w:pPr>
+      <w:r>
+        <w:rPr>
+          <w:rFonts w:ascii="Times New Roman" w:hAnsi="Times New Roman" w:eastAsia="宋体" w:cs="Times New Roman"/>
+          <w:sz w:val="27"/>
+          <w:szCs w:val="27"/>
+        </w:rPr>
+        <w:t xml:space="preserve">半坡的竹林动了一下。一团黑白坐在两丛竹子中间，抱着一根笋，正在剥壳。散修站住，手按在刀上。</w:t>
+      </w:r>
+    </w:p>
+    <w:p>
+      <w:pPr>
+        <w:spacing w:line="468" w:lineRule="auto" w:after="149"/>
+        <w:ind w:firstLineChars="200" w:firstLine="540"/>
+      </w:pPr>
+      <w:r>
+        <w:rPr>
+          <w:rFonts w:ascii="Times New Roman" w:hAnsi="Times New Roman" w:eastAsia="宋体" w:cs="Times New Roman"/>
+          <w:sz w:val="27"/>
+          <w:szCs w:val="27"/>
+        </w:rPr>
+        <w:t xml:space="preserve">那团黑白抬头看了他一眼，又低下头去剥。</w:t>
+      </w:r>
+    </w:p>
+    <w:p>
+      <w:pPr>
+        <w:spacing w:line="468" w:lineRule="auto" w:after="149"/>
+        <w:ind w:firstLineChars="200" w:firstLine="540"/>
+      </w:pPr>
+      <w:r>
+        <w:rPr>
+          <w:rFonts w:ascii="Times New Roman" w:hAnsi="Times New Roman" w:eastAsia="宋体" w:cs="Times New Roman"/>
+          <w:sz w:val="27"/>
+          <w:szCs w:val="27"/>
+        </w:rPr>
+        <w:t xml:space="preserve">散修把手放下，转身走了。</w:t>
       </w:r>
     </w:p>
     <w:p>
